--- a/contratos/CONTRATO_PRESTACION_COMERCIAL_v1.docx
+++ b/contratos/CONTRATO_PRESTACION_COMERCIAL_v1.docx
@@ -271,7 +271,7 @@
         <w:rPr>
           <w:sz w:val="21"/>
         </w:rPr>
-        <w:t>El presente contrato rige por UN (1) AÑO desde su suscripción, prorrogable por acuerdo escrito. Cualquiera de las partes podrá terminarlo con PREAVISO ESCRITO de QUINCE (15) días calendario; las comisiones causadas sobre recaudos efectivos anteriores a la terminación se liquidan en el corte siguiente conforme a la cláusula TERCERA. Son causales de terminación inmediata por parte de EL CONTRATANTE: recibir dinero de clientes por fuera de las cuentas oficiales; ofrecer precios, becas o promesas por fuera de las aprobadas; la violación de las cláusulas de confidencialidad, propiedad intelectual o datos; y el incumplimiento reiterado y documentado de los entregables pactados. También termina por mutuo acuerdo, fuerza mayor, vencimiento del término o imposibilidad del (de la) CONTRATISTA.</w:t>
+        <w:t>El presente contrato rige por UN (1) AÑO desde su suscripción, prorrogable por acuerdo escrito. SIN PERMANENCIA: por tratarse de una prestación de servicios independiente, CUALQUIERA de las partes podrá darlo por terminado EN CUALQUIER MOMENTO, de manera inmediata y sin necesidad de preaviso, mediante simple comunicación escrita (incluido mensaje de datos), sin que ello genere indemnización, sanción o pago alguno distinto de las comisiones ya causadas sobre recaudos efectivos anteriores a la terminación, que se liquidan en el corte siguiente conforme a la cláusula TERCERA. La terminación no extingue las obligaciones de confidencialidad, propiedad intelectual, datos personales y devolución de material (cláusulas SÉPTIMA a DÉCIMA SEGUNDA). También termina por mutuo acuerdo, fuerza mayor, vencimiento del término o imposibilidad del (de la) CONTRATISTA.</w:t>
       </w:r>
     </w:p>
     <w:p>

--- a/contratos/CONTRATO_PRESTACION_COMERCIAL_v1.docx
+++ b/contratos/CONTRATO_PRESTACION_COMERCIAL_v1.docx
@@ -109,7 +109,7 @@
         <w:rPr>
           <w:sz w:val="21"/>
         </w:rPr>
-        <w:t>Las ventas se atribuyen por el PUNTO DE LLEGADA del lead: los contactos que llegan a los canales personales del (de la) CONTRATISTA pertenecen a su canal propio; los que llegan a los flujos de captación de la institución (bot, redes y líneas de la casa) son de la casa, y solo comisionan como "leads entregados" cuando la institución los asigne expresamente. Los porcentajes de cada canal se pactan en el ANEXO ECONÓMICO. PAUTA: la institución podrá financiar y/o ejecutar campañas publicitarias sobre piezas del (de la) CONTRATISTA, previa aprobación escrita de pieza y presupuesto; la atribución de esas campañas se define en el ANEXO ECONÓMICO.</w:t>
+        <w:t>Las ventas se atribuyen por el PUNTO DE LLEGADA del lead: los contactos que llegan a los canales personales del (de la) CONTRATISTA — incluida la línea de WhatsApp que la institución le asigne para su operación conforme al ANEXO ECONÓMICO, que para efectos de atribución cuenta como canal propio — pertenecen a su canal propio; los que llegan a los demás flujos de captación de la institución (bot, redes y líneas generales de la casa) son de la casa, y solo comisionan como "leads entregados" cuando la institución los asigne expresamente en planilla. Los porcentajes de cada canal se pactan en el ANEXO ECONÓMICO. PAUTA: la institución podrá financiar y/o ejecutar campañas publicitarias sobre piezas del (de la) CONTRATISTA, previa aprobación escrita de pieza y presupuesto; la atribución de esas campañas se define en el ANEXO ECONÓMICO.</w:t>
       </w:r>
     </w:p>
     <w:p>
